--- a/website_pds_java/Chapter 1/2_Main Compile Linking.docx
+++ b/website_pds_java/Chapter 1/2_Main Compile Linking.docx
@@ -7,1305 +7,14 @@
         <w:pStyle w:val="Heading1"/>
         <w:numPr>
           <w:ilvl w:val="0"/>
-          <w:numId w:val="28"/>
-        </w:numPr>
-      </w:pPr>
-      <w:bookmarkStart w:id="0" w:name="_Toc235526045"/>
-      <w:r>
-        <w:t xml:space="preserve">First </w:t>
-      </w:r>
-      <w:r>
-        <w:t>java</w:t>
-      </w:r>
-      <w:r>
-        <w:t xml:space="preserve"> code in </w:t>
-      </w:r>
-      <w:proofErr w:type="spellStart"/>
-      <w:r>
-        <w:t>VSCode</w:t>
-      </w:r>
-      <w:proofErr w:type="spellEnd"/>
-      <w:r>
-        <w:t xml:space="preserve"> </w:t>
-      </w:r>
-      <w:r>
-        <w:t>IDE</w:t>
-      </w:r>
-      <w:bookmarkEnd w:id="0"/>
-    </w:p>
-    <w:p>
-      <w:pPr>
-        <w:pStyle w:val="Heading2"/>
-        <w:numPr>
-          <w:ilvl w:val="0"/>
           <w:numId w:val="0"/>
         </w:numPr>
       </w:pPr>
-      <w:bookmarkStart w:id="1" w:name="_Toc235526046"/>
-      <w:r>
-        <w:t xml:space="preserve">Create java project </w:t>
-      </w:r>
-      <w:r>
-        <w:t xml:space="preserve">or </w:t>
-      </w:r>
-      <w:r>
-        <w:t>standalone</w:t>
-      </w:r>
-      <w:r>
-        <w:t xml:space="preserve"> java extension file</w:t>
-      </w:r>
-      <w:bookmarkEnd w:id="1"/>
-    </w:p>
-    <w:tbl>
-      <w:tblPr>
-        <w:tblStyle w:val="TableGrid"/>
-        <w:tblW w:w="0" w:type="auto"/>
-        <w:tblInd w:w="720" w:type="dxa"/>
-        <w:tblLook w:val="04A0" w:firstRow="1" w:lastRow="0" w:firstColumn="1" w:lastColumn="0" w:noHBand="0" w:noVBand="1"/>
-      </w:tblPr>
-      <w:tblGrid>
-        <w:gridCol w:w="10070"/>
-      </w:tblGrid>
-      <w:tr>
-        <w:tc>
-          <w:tcPr>
-            <w:tcW w:w="10790" w:type="dxa"/>
-          </w:tcPr>
-          <w:p>
-            <w:pPr>
-              <w:rPr>
-                <w:b/>
-                <w:bCs/>
-                <w:sz w:val="20"/>
-                <w:szCs w:val="20"/>
-              </w:rPr>
-            </w:pPr>
-            <w:r>
-              <w:rPr>
-                <w:b/>
-                <w:bCs/>
-                <w:sz w:val="20"/>
-                <w:szCs w:val="20"/>
-              </w:rPr>
-              <w:t>Standalone java File</w:t>
-            </w:r>
-          </w:p>
-          <w:p>
-            <w:pPr>
-              <w:rPr>
-                <w:b/>
-                <w:bCs/>
-                <w:sz w:val="20"/>
-                <w:szCs w:val="20"/>
-              </w:rPr>
-            </w:pPr>
-            <w:r>
-              <w:rPr>
-                <w:b/>
-                <w:bCs/>
-                <w:sz w:val="20"/>
-                <w:szCs w:val="20"/>
-              </w:rPr>
-              <w:t xml:space="preserve">How to create standalone </w:t>
-            </w:r>
-            <w:r>
-              <w:rPr>
-                <w:b/>
-                <w:bCs/>
-                <w:sz w:val="20"/>
-                <w:szCs w:val="20"/>
-              </w:rPr>
-              <w:t>J</w:t>
-            </w:r>
-            <w:r>
-              <w:rPr>
-                <w:b/>
-                <w:bCs/>
-                <w:sz w:val="20"/>
-                <w:szCs w:val="20"/>
-              </w:rPr>
-              <w:t xml:space="preserve">ava in </w:t>
-            </w:r>
-            <w:proofErr w:type="spellStart"/>
-            <w:r>
-              <w:rPr>
-                <w:b/>
-                <w:bCs/>
-                <w:sz w:val="20"/>
-                <w:szCs w:val="20"/>
-              </w:rPr>
-              <w:t>VSCode</w:t>
-            </w:r>
-            <w:proofErr w:type="spellEnd"/>
-            <w:r>
-              <w:rPr>
-                <w:b/>
-                <w:bCs/>
-                <w:sz w:val="20"/>
-                <w:szCs w:val="20"/>
-              </w:rPr>
-              <w:t xml:space="preserve">: </w:t>
-            </w:r>
-            <w:hyperlink r:id="rId8" w:anchor="_creating-a-source-code-file" w:history="1">
-              <w:r>
-                <w:rPr>
-                  <w:rStyle w:val="Hyperlink"/>
-                  <w:b/>
-                  <w:bCs/>
-                  <w:sz w:val="20"/>
-                  <w:szCs w:val="20"/>
-                </w:rPr>
-                <w:t>https://code.visualstudio.com/docs/java/java-tutorial#_creating-a-source-code-file</w:t>
-              </w:r>
-            </w:hyperlink>
-            <w:r>
-              <w:rPr>
-                <w:b/>
-                <w:bCs/>
-                <w:sz w:val="20"/>
-                <w:szCs w:val="20"/>
-              </w:rPr>
-              <w:t xml:space="preserve"> </w:t>
-            </w:r>
-          </w:p>
-          <w:p>
-            <w:pPr>
-              <w:pStyle w:val="ListParagraph"/>
-              <w:numPr>
-                <w:ilvl w:val="0"/>
-                <w:numId w:val="5"/>
-              </w:numPr>
-              <w:rPr>
-                <w:sz w:val="20"/>
-                <w:szCs w:val="20"/>
-              </w:rPr>
-            </w:pPr>
-            <w:r>
-              <w:rPr>
-                <w:sz w:val="20"/>
-                <w:szCs w:val="20"/>
-              </w:rPr>
-              <w:t>Use this when you want to write a quick loop or test a piece of logic.</w:t>
-            </w:r>
-          </w:p>
-          <w:p>
-            <w:pPr>
-              <w:pStyle w:val="ListParagraph"/>
-              <w:numPr>
-                <w:ilvl w:val="0"/>
-                <w:numId w:val="5"/>
-              </w:numPr>
-              <w:rPr>
-                <w:sz w:val="20"/>
-                <w:szCs w:val="20"/>
-              </w:rPr>
-            </w:pPr>
-            <w:r>
-              <w:rPr>
-                <w:sz w:val="20"/>
-                <w:szCs w:val="20"/>
-              </w:rPr>
-              <w:t>You do not need any special configuration or folders.</w:t>
-            </w:r>
-          </w:p>
-          <w:p>
-            <w:pPr>
-              <w:pStyle w:val="ListParagraph"/>
-              <w:numPr>
-                <w:ilvl w:val="0"/>
-                <w:numId w:val="5"/>
-              </w:numPr>
-              <w:rPr>
-                <w:sz w:val="20"/>
-                <w:szCs w:val="20"/>
-              </w:rPr>
-            </w:pPr>
-            <w:r>
-              <w:rPr>
-                <w:sz w:val="20"/>
-                <w:szCs w:val="20"/>
-              </w:rPr>
-              <w:t>You cannot easily link it to other Java files.</w:t>
-            </w:r>
-          </w:p>
-          <w:p>
-            <w:pPr>
-              <w:pStyle w:val="ListParagraph"/>
-              <w:rPr>
-                <w:sz w:val="20"/>
-                <w:szCs w:val="20"/>
-              </w:rPr>
-            </w:pPr>
-          </w:p>
-          <w:p>
-            <w:pPr>
-              <w:rPr>
-                <w:b/>
-                <w:bCs/>
-                <w:sz w:val="20"/>
-                <w:szCs w:val="20"/>
-              </w:rPr>
-            </w:pPr>
-            <w:r>
-              <w:rPr>
-                <w:b/>
-                <w:bCs/>
-                <w:sz w:val="20"/>
-                <w:szCs w:val="20"/>
-              </w:rPr>
-              <w:t>Java Project</w:t>
-            </w:r>
-          </w:p>
-          <w:p>
-            <w:pPr>
-              <w:rPr>
-                <w:b/>
-                <w:bCs/>
-                <w:sz w:val="20"/>
-                <w:szCs w:val="20"/>
-              </w:rPr>
-            </w:pPr>
-            <w:r>
-              <w:rPr>
-                <w:b/>
-                <w:bCs/>
-                <w:sz w:val="20"/>
-                <w:szCs w:val="20"/>
-              </w:rPr>
-              <w:t xml:space="preserve">How to create </w:t>
-            </w:r>
-            <w:r>
-              <w:rPr>
-                <w:b/>
-                <w:bCs/>
-                <w:sz w:val="20"/>
-                <w:szCs w:val="20"/>
-              </w:rPr>
-              <w:t>J</w:t>
-            </w:r>
-            <w:r>
-              <w:rPr>
-                <w:b/>
-                <w:bCs/>
-                <w:sz w:val="20"/>
-                <w:szCs w:val="20"/>
-              </w:rPr>
-              <w:t>ava project</w:t>
-            </w:r>
-            <w:r>
-              <w:rPr>
-                <w:sz w:val="20"/>
-                <w:szCs w:val="20"/>
-              </w:rPr>
-              <w:t xml:space="preserve">: </w:t>
-            </w:r>
-            <w:hyperlink r:id="rId9" w:history="1">
-              <w:r>
-                <w:rPr>
-                  <w:rStyle w:val="Hyperlink"/>
-                  <w:sz w:val="20"/>
-                  <w:szCs w:val="20"/>
-                </w:rPr>
-                <w:t>https://www.youtube.com/watch?v=tYYVeCB7Ef4</w:t>
-              </w:r>
-            </w:hyperlink>
-          </w:p>
-          <w:p>
-            <w:pPr>
-              <w:pStyle w:val="ListParagraph"/>
-              <w:numPr>
-                <w:ilvl w:val="0"/>
-                <w:numId w:val="6"/>
-              </w:numPr>
-              <w:rPr>
-                <w:sz w:val="20"/>
-                <w:szCs w:val="20"/>
-              </w:rPr>
-            </w:pPr>
-            <w:r>
-              <w:rPr>
-                <w:sz w:val="20"/>
-                <w:szCs w:val="20"/>
-              </w:rPr>
-              <w:t>Use this when your program needs multiple files working together.</w:t>
-            </w:r>
-          </w:p>
-          <w:p>
-            <w:pPr>
-              <w:pStyle w:val="ListParagraph"/>
-              <w:numPr>
-                <w:ilvl w:val="0"/>
-                <w:numId w:val="6"/>
-              </w:numPr>
-              <w:rPr>
-                <w:sz w:val="20"/>
-                <w:szCs w:val="20"/>
-              </w:rPr>
-            </w:pPr>
-            <w:r>
-              <w:rPr>
-                <w:sz w:val="20"/>
-                <w:szCs w:val="20"/>
-              </w:rPr>
-              <w:t>It keeps your source code (</w:t>
-            </w:r>
-            <w:proofErr w:type="spellStart"/>
-            <w:r>
-              <w:rPr>
-                <w:sz w:val="20"/>
-                <w:szCs w:val="20"/>
-              </w:rPr>
-              <w:t>src</w:t>
-            </w:r>
-            <w:proofErr w:type="spellEnd"/>
-            <w:r>
-              <w:rPr>
-                <w:sz w:val="20"/>
-                <w:szCs w:val="20"/>
-              </w:rPr>
-              <w:t>) separate from your compiled code (bin).</w:t>
-            </w:r>
-          </w:p>
-          <w:p>
-            <w:pPr>
-              <w:pStyle w:val="ListParagraph"/>
-              <w:numPr>
-                <w:ilvl w:val="0"/>
-                <w:numId w:val="6"/>
-              </w:numPr>
-              <w:rPr>
-                <w:sz w:val="20"/>
-                <w:szCs w:val="20"/>
-              </w:rPr>
-            </w:pPr>
-            <w:r>
-              <w:rPr>
-                <w:sz w:val="20"/>
-                <w:szCs w:val="20"/>
-              </w:rPr>
-              <w:t xml:space="preserve">It allows you to organize your files into </w:t>
-            </w:r>
-            <w:r>
-              <w:rPr>
-                <w:b/>
-                <w:bCs/>
-                <w:sz w:val="20"/>
-                <w:szCs w:val="20"/>
-              </w:rPr>
-              <w:t>packages</w:t>
-            </w:r>
-            <w:r>
-              <w:rPr>
-                <w:sz w:val="20"/>
-                <w:szCs w:val="20"/>
-              </w:rPr>
-              <w:t xml:space="preserve"> (folders) as your code grows.</w:t>
-            </w:r>
-          </w:p>
-          <w:p>
-            <w:pPr>
-              <w:ind w:left="360"/>
-              <w:rPr>
-                <w:sz w:val="20"/>
-                <w:szCs w:val="20"/>
-              </w:rPr>
-            </w:pPr>
-          </w:p>
-          <w:p>
-            <w:pPr>
-              <w:rPr>
-                <w:sz w:val="20"/>
-                <w:szCs w:val="20"/>
-              </w:rPr>
-            </w:pPr>
-            <w:r>
-              <w:rPr>
-                <w:sz w:val="20"/>
-                <w:szCs w:val="20"/>
-              </w:rPr>
-              <w:t xml:space="preserve">To create a Java project in VS Code, use the built-in Java project wizard. </w:t>
-            </w:r>
-          </w:p>
-          <w:p>
-            <w:pPr>
-              <w:ind w:left="360"/>
-              <w:rPr>
-                <w:b/>
-                <w:bCs/>
-                <w:sz w:val="20"/>
-                <w:szCs w:val="20"/>
-              </w:rPr>
-            </w:pPr>
-            <w:r>
-              <w:rPr>
-                <w:b/>
-                <w:bCs/>
-                <w:sz w:val="20"/>
-                <w:szCs w:val="20"/>
-              </w:rPr>
-              <w:t>Step-by-Step Setup</w:t>
-            </w:r>
-          </w:p>
-          <w:p>
-            <w:pPr>
-              <w:numPr>
-                <w:ilvl w:val="0"/>
-                <w:numId w:val="2"/>
-              </w:numPr>
-              <w:ind w:left="1080"/>
-              <w:rPr>
-                <w:sz w:val="20"/>
-                <w:szCs w:val="20"/>
-              </w:rPr>
-            </w:pPr>
-            <w:r>
-              <w:rPr>
-                <w:b/>
-                <w:bCs/>
-                <w:sz w:val="20"/>
-                <w:szCs w:val="20"/>
-              </w:rPr>
-              <w:t>Open Command Palette</w:t>
-            </w:r>
-            <w:r>
-              <w:rPr>
-                <w:sz w:val="20"/>
-                <w:szCs w:val="20"/>
-              </w:rPr>
-              <w:t xml:space="preserve">: Press Ctrl + Shift + P (or </w:t>
-            </w:r>
-            <w:proofErr w:type="spellStart"/>
-            <w:r>
-              <w:rPr>
-                <w:sz w:val="20"/>
-                <w:szCs w:val="20"/>
-              </w:rPr>
-              <w:t>Cmd</w:t>
-            </w:r>
-            <w:proofErr w:type="spellEnd"/>
-            <w:r>
-              <w:rPr>
-                <w:sz w:val="20"/>
-                <w:szCs w:val="20"/>
-              </w:rPr>
-              <w:t xml:space="preserve"> + Shift + P on Mac).</w:t>
-            </w:r>
-          </w:p>
-          <w:p>
-            <w:pPr>
-              <w:numPr>
-                <w:ilvl w:val="0"/>
-                <w:numId w:val="2"/>
-              </w:numPr>
-              <w:ind w:left="1080"/>
-              <w:rPr>
-                <w:sz w:val="20"/>
-                <w:szCs w:val="20"/>
-              </w:rPr>
-            </w:pPr>
-            <w:r>
-              <w:rPr>
-                <w:b/>
-                <w:bCs/>
-                <w:sz w:val="20"/>
-                <w:szCs w:val="20"/>
-              </w:rPr>
-              <w:t>Launch Wizard</w:t>
-            </w:r>
-            <w:r>
-              <w:rPr>
-                <w:sz w:val="20"/>
-                <w:szCs w:val="20"/>
-              </w:rPr>
-              <w:t xml:space="preserve">: Type </w:t>
-            </w:r>
-            <w:r>
-              <w:rPr>
-                <w:b/>
-                <w:bCs/>
-                <w:sz w:val="20"/>
-                <w:szCs w:val="20"/>
-              </w:rPr>
-              <w:t>Java: Create Java Project</w:t>
-            </w:r>
-            <w:r>
-              <w:rPr>
-                <w:sz w:val="20"/>
-                <w:szCs w:val="20"/>
-              </w:rPr>
-              <w:t xml:space="preserve"> and select it from the list.</w:t>
-            </w:r>
-          </w:p>
-          <w:p>
-            <w:pPr>
-              <w:numPr>
-                <w:ilvl w:val="0"/>
-                <w:numId w:val="2"/>
-              </w:numPr>
-              <w:ind w:left="1080"/>
-              <w:rPr>
-                <w:sz w:val="20"/>
-                <w:szCs w:val="20"/>
-              </w:rPr>
-            </w:pPr>
-            <w:r>
-              <w:rPr>
-                <w:b/>
-                <w:bCs/>
-                <w:sz w:val="20"/>
-                <w:szCs w:val="20"/>
-              </w:rPr>
-              <w:t>Select Project Type</w:t>
-            </w:r>
-            <w:r>
-              <w:rPr>
-                <w:sz w:val="20"/>
-                <w:szCs w:val="20"/>
-              </w:rPr>
-              <w:t xml:space="preserve">: Choose </w:t>
-            </w:r>
-            <w:r>
-              <w:rPr>
-                <w:b/>
-                <w:bCs/>
-                <w:sz w:val="20"/>
-                <w:szCs w:val="20"/>
-              </w:rPr>
-              <w:t>No build tools</w:t>
-            </w:r>
-            <w:r>
-              <w:rPr>
-                <w:sz w:val="20"/>
-                <w:szCs w:val="20"/>
-              </w:rPr>
-              <w:t xml:space="preserve"> for a simple project (or select </w:t>
-            </w:r>
-            <w:r>
-              <w:rPr>
-                <w:i/>
-                <w:iCs/>
-                <w:sz w:val="20"/>
-                <w:szCs w:val="20"/>
-              </w:rPr>
-              <w:t>Maven</w:t>
-            </w:r>
-            <w:r>
-              <w:rPr>
-                <w:sz w:val="20"/>
-                <w:szCs w:val="20"/>
-              </w:rPr>
-              <w:t>/</w:t>
-            </w:r>
-            <w:r>
-              <w:rPr>
-                <w:i/>
-                <w:iCs/>
-                <w:sz w:val="20"/>
-                <w:szCs w:val="20"/>
-              </w:rPr>
-              <w:t>Gradle</w:t>
-            </w:r>
-            <w:r>
-              <w:rPr>
-                <w:sz w:val="20"/>
-                <w:szCs w:val="20"/>
-              </w:rPr>
-              <w:t xml:space="preserve"> for advanced projects).</w:t>
-            </w:r>
-          </w:p>
-          <w:p>
-            <w:pPr>
-              <w:numPr>
-                <w:ilvl w:val="0"/>
-                <w:numId w:val="2"/>
-              </w:numPr>
-              <w:ind w:left="1080"/>
-              <w:rPr>
-                <w:sz w:val="20"/>
-                <w:szCs w:val="20"/>
-              </w:rPr>
-            </w:pPr>
-            <w:r>
-              <w:rPr>
-                <w:b/>
-                <w:bCs/>
-                <w:sz w:val="20"/>
-                <w:szCs w:val="20"/>
-              </w:rPr>
-              <w:t>Choose Location</w:t>
-            </w:r>
-            <w:r>
-              <w:rPr>
-                <w:sz w:val="20"/>
-                <w:szCs w:val="20"/>
-              </w:rPr>
-              <w:t>: Select the folder where you want to save your project files.</w:t>
-            </w:r>
-          </w:p>
-          <w:p>
-            <w:pPr>
-              <w:numPr>
-                <w:ilvl w:val="0"/>
-                <w:numId w:val="2"/>
-              </w:numPr>
-              <w:ind w:left="1080"/>
-              <w:rPr>
-                <w:sz w:val="20"/>
-                <w:szCs w:val="20"/>
-              </w:rPr>
-            </w:pPr>
-            <w:r>
-              <w:rPr>
-                <w:b/>
-                <w:bCs/>
-                <w:sz w:val="20"/>
-                <w:szCs w:val="20"/>
-              </w:rPr>
-              <w:t>Name Project</w:t>
-            </w:r>
-            <w:r>
-              <w:rPr>
-                <w:sz w:val="20"/>
-                <w:szCs w:val="20"/>
-              </w:rPr>
-              <w:t xml:space="preserve">: Input a name for your project folder and press </w:t>
-            </w:r>
-            <w:r>
-              <w:rPr>
-                <w:b/>
-                <w:bCs/>
-                <w:sz w:val="20"/>
-                <w:szCs w:val="20"/>
-              </w:rPr>
-              <w:t>Enter</w:t>
-            </w:r>
-            <w:r>
-              <w:rPr>
-                <w:sz w:val="20"/>
-                <w:szCs w:val="20"/>
-              </w:rPr>
-              <w:t xml:space="preserve">. </w:t>
-            </w:r>
-          </w:p>
-          <w:p>
-            <w:pPr>
-              <w:ind w:left="1080"/>
-              <w:rPr>
-                <w:sz w:val="20"/>
-                <w:szCs w:val="20"/>
-              </w:rPr>
-            </w:pPr>
-          </w:p>
-          <w:p>
-            <w:pPr>
-              <w:ind w:left="360"/>
-              <w:rPr>
-                <w:b/>
-                <w:bCs/>
-                <w:sz w:val="20"/>
-                <w:szCs w:val="20"/>
-              </w:rPr>
-            </w:pPr>
-            <w:r>
-              <w:rPr>
-                <w:b/>
-                <w:bCs/>
-                <w:sz w:val="20"/>
-                <w:szCs w:val="20"/>
-              </w:rPr>
-              <w:t>What Gets Created</w:t>
-            </w:r>
-          </w:p>
-          <w:p>
-            <w:pPr>
-              <w:ind w:left="360"/>
-              <w:rPr>
-                <w:sz w:val="20"/>
-                <w:szCs w:val="20"/>
-              </w:rPr>
-            </w:pPr>
-            <w:r>
-              <w:rPr>
-                <w:sz w:val="20"/>
-                <w:szCs w:val="20"/>
-              </w:rPr>
-              <w:t>VS Code automatically generates a standard folder structure for you</w:t>
-            </w:r>
-            <w:r>
-              <w:rPr>
-                <w:sz w:val="20"/>
-                <w:szCs w:val="20"/>
-              </w:rPr>
-              <w:t>.</w:t>
-            </w:r>
-          </w:p>
-          <w:p>
-            <w:pPr>
-              <w:numPr>
-                <w:ilvl w:val="0"/>
-                <w:numId w:val="3"/>
-              </w:numPr>
-              <w:ind w:left="1080"/>
-              <w:rPr>
-                <w:sz w:val="20"/>
-                <w:szCs w:val="20"/>
-              </w:rPr>
-            </w:pPr>
-            <w:proofErr w:type="spellStart"/>
-            <w:r>
-              <w:rPr>
-                <w:b/>
-                <w:bCs/>
-                <w:sz w:val="20"/>
-                <w:szCs w:val="20"/>
-              </w:rPr>
-              <w:t>src</w:t>
-            </w:r>
-            <w:proofErr w:type="spellEnd"/>
-            <w:r>
-              <w:rPr>
-                <w:b/>
-                <w:bCs/>
-                <w:sz w:val="20"/>
-                <w:szCs w:val="20"/>
-              </w:rPr>
-              <w:t>/</w:t>
-            </w:r>
-            <w:r>
-              <w:rPr>
-                <w:sz w:val="20"/>
-                <w:szCs w:val="20"/>
-              </w:rPr>
-              <w:t>: The folder where you will write all your .java source code files.</w:t>
-            </w:r>
-          </w:p>
-          <w:p>
-            <w:pPr>
-              <w:numPr>
-                <w:ilvl w:val="0"/>
-                <w:numId w:val="3"/>
-              </w:numPr>
-              <w:ind w:left="1080"/>
-              <w:rPr>
-                <w:sz w:val="20"/>
-                <w:szCs w:val="20"/>
-              </w:rPr>
-            </w:pPr>
-            <w:r>
-              <w:rPr>
-                <w:b/>
-                <w:bCs/>
-                <w:sz w:val="20"/>
-                <w:szCs w:val="20"/>
-              </w:rPr>
-              <w:t>lib/</w:t>
-            </w:r>
-            <w:r>
-              <w:rPr>
-                <w:sz w:val="20"/>
-                <w:szCs w:val="20"/>
-              </w:rPr>
-              <w:t>: The folder to drop external libraries or .jar dependencies.</w:t>
-            </w:r>
-          </w:p>
-          <w:p>
-            <w:pPr>
-              <w:numPr>
-                <w:ilvl w:val="0"/>
-                <w:numId w:val="3"/>
-              </w:numPr>
-              <w:ind w:left="1080"/>
-              <w:rPr>
-                <w:sz w:val="20"/>
-                <w:szCs w:val="20"/>
-              </w:rPr>
-            </w:pPr>
-            <w:r>
-              <w:rPr>
-                <w:b/>
-                <w:bCs/>
-                <w:sz w:val="20"/>
-                <w:szCs w:val="20"/>
-              </w:rPr>
-              <w:t>App.java</w:t>
-            </w:r>
-            <w:r>
-              <w:rPr>
-                <w:sz w:val="20"/>
-                <w:szCs w:val="20"/>
-              </w:rPr>
-              <w:t>: A starter file containing a default "Hello, World!" program.</w:t>
-            </w:r>
-          </w:p>
-          <w:p>
-            <w:pPr>
-              <w:ind w:left="360"/>
-              <w:rPr>
-                <w:b/>
-                <w:bCs/>
-                <w:sz w:val="20"/>
-                <w:szCs w:val="20"/>
-              </w:rPr>
-            </w:pPr>
-            <w:r>
-              <w:rPr>
-                <w:b/>
-                <w:bCs/>
-                <w:sz w:val="20"/>
-                <w:szCs w:val="20"/>
-              </w:rPr>
-              <w:t>How to Run Your Project</w:t>
-            </w:r>
-          </w:p>
-          <w:p>
-            <w:pPr>
-              <w:numPr>
-                <w:ilvl w:val="0"/>
-                <w:numId w:val="4"/>
-              </w:numPr>
-              <w:ind w:left="1080"/>
-              <w:rPr>
-                <w:sz w:val="20"/>
-                <w:szCs w:val="20"/>
-              </w:rPr>
-            </w:pPr>
-            <w:r>
-              <w:rPr>
-                <w:b/>
-                <w:bCs/>
-                <w:sz w:val="20"/>
-                <w:szCs w:val="20"/>
-              </w:rPr>
-              <w:t>One-Click Run</w:t>
-            </w:r>
-            <w:r>
-              <w:rPr>
-                <w:sz w:val="20"/>
-                <w:szCs w:val="20"/>
-              </w:rPr>
-              <w:t xml:space="preserve">: Open App.java and click the </w:t>
-            </w:r>
-            <w:r>
-              <w:rPr>
-                <w:b/>
-                <w:bCs/>
-                <w:sz w:val="20"/>
-                <w:szCs w:val="20"/>
-              </w:rPr>
-              <w:t>Run</w:t>
-            </w:r>
-            <w:r>
-              <w:rPr>
-                <w:sz w:val="20"/>
-                <w:szCs w:val="20"/>
-              </w:rPr>
-              <w:t xml:space="preserve"> button that appears directly above the main method.</w:t>
-            </w:r>
-          </w:p>
-          <w:p>
-            <w:pPr>
-              <w:numPr>
-                <w:ilvl w:val="0"/>
-                <w:numId w:val="4"/>
-              </w:numPr>
-              <w:ind w:left="1080"/>
-              <w:rPr>
-                <w:sz w:val="20"/>
-                <w:szCs w:val="20"/>
-              </w:rPr>
-            </w:pPr>
-            <w:r>
-              <w:rPr>
-                <w:b/>
-                <w:bCs/>
-                <w:sz w:val="20"/>
-                <w:szCs w:val="20"/>
-              </w:rPr>
-              <w:t>Shortcut</w:t>
-            </w:r>
-            <w:r>
-              <w:rPr>
-                <w:sz w:val="20"/>
-                <w:szCs w:val="20"/>
-              </w:rPr>
-              <w:t>: Press F5 on your keyboard to compile and debug the active file instantly</w:t>
-            </w:r>
-          </w:p>
-        </w:tc>
-      </w:tr>
-    </w:tbl>
-    <w:p>
-      <w:pPr>
-        <w:pStyle w:val="ListParagraph"/>
-      </w:pPr>
       <w:r>
         <w:rPr>
-          <w:noProof/>
-        </w:rPr>
-        <w:lastRenderedPageBreak/>
-        <w:drawing>
-          <wp:inline distT="0" distB="0" distL="0" distR="0" wp14:anchorId="3B3BD0C7" wp14:editId="67762753">
-            <wp:extent cx="5140704" cy="2501661"/>
-            <wp:effectExtent l="0" t="0" r="3175" b="0"/>
-            <wp:docPr id="1606455553" name="Picture 1"/>
-            <wp:cNvGraphicFramePr>
-              <a:graphicFrameLocks xmlns:a="http://schemas.openxmlformats.org/drawingml/2006/main" noChangeAspect="1"/>
-            </wp:cNvGraphicFramePr>
-            <a:graphic xmlns:a="http://schemas.openxmlformats.org/drawingml/2006/main">
-              <a:graphicData uri="http://schemas.openxmlformats.org/drawingml/2006/picture">
-                <pic:pic xmlns:pic="http://schemas.openxmlformats.org/drawingml/2006/picture">
-                  <pic:nvPicPr>
-                    <pic:cNvPr id="1606455553" name=""/>
-                    <pic:cNvPicPr/>
-                  </pic:nvPicPr>
-                  <pic:blipFill>
-                    <a:blip r:embed="rId10"/>
-                    <a:stretch>
-                      <a:fillRect/>
-                    </a:stretch>
-                  </pic:blipFill>
-                  <pic:spPr>
-                    <a:xfrm>
-                      <a:off x="0" y="0"/>
-                      <a:ext cx="5181990" cy="2521752"/>
-                    </a:xfrm>
-                    <a:prstGeom prst="rect">
-                      <a:avLst/>
-                    </a:prstGeom>
-                  </pic:spPr>
-                </pic:pic>
-              </a:graphicData>
-            </a:graphic>
-          </wp:inline>
-        </w:drawing>
-      </w:r>
-    </w:p>
-    <w:p>
-      <w:pPr>
-        <w:pStyle w:val="Heading2"/>
-      </w:pPr>
-      <w:bookmarkStart w:id="2" w:name="_Toc235526047"/>
-      <w:r>
-        <w:t>Understand starting point of Java program</w:t>
-      </w:r>
-      <w:bookmarkEnd w:id="2"/>
-    </w:p>
-    <w:tbl>
-      <w:tblPr>
-        <w:tblStyle w:val="TableGrid"/>
-        <w:tblW w:w="0" w:type="auto"/>
-        <w:tblInd w:w="715" w:type="dxa"/>
-        <w:tblLook w:val="04A0" w:firstRow="1" w:lastRow="0" w:firstColumn="1" w:lastColumn="0" w:noHBand="0" w:noVBand="1"/>
-      </w:tblPr>
-      <w:tblGrid>
-        <w:gridCol w:w="10075"/>
-      </w:tblGrid>
-      <w:tr>
-        <w:tc>
-          <w:tcPr>
-            <w:tcW w:w="10075" w:type="dxa"/>
-          </w:tcPr>
-          <w:p>
-            <w:r>
-              <w:t>public class Main {</w:t>
-            </w:r>
-          </w:p>
-          <w:p>
-            <w:r>
-              <w:t xml:space="preserve">    public static void </w:t>
-            </w:r>
-            <w:proofErr w:type="gramStart"/>
-            <w:r>
-              <w:t>main(String[</w:t>
-            </w:r>
-            <w:proofErr w:type="gramEnd"/>
-            <w:r>
-              <w:t xml:space="preserve">] </w:t>
-            </w:r>
-            <w:proofErr w:type="spellStart"/>
-            <w:proofErr w:type="gramStart"/>
-            <w:r>
-              <w:t>args</w:t>
-            </w:r>
-            <w:proofErr w:type="spellEnd"/>
-            <w:r>
-              <w:t>) {</w:t>
-            </w:r>
-            <w:proofErr w:type="gramEnd"/>
-          </w:p>
-          <w:p>
-            <w:r>
-              <w:t xml:space="preserve">        </w:t>
-            </w:r>
-            <w:proofErr w:type="spellStart"/>
-            <w:r>
-              <w:t>System.out.println</w:t>
-            </w:r>
-            <w:proofErr w:type="spellEnd"/>
-            <w:r>
-              <w:t>("Hello, World!");</w:t>
-            </w:r>
-          </w:p>
-          <w:p>
-            <w:r>
-              <w:t xml:space="preserve">    }</w:t>
-            </w:r>
-          </w:p>
-          <w:p>
-            <w:r>
-              <w:t>}</w:t>
-            </w:r>
-          </w:p>
-          <w:p>
-            <w:pPr>
-              <w:rPr>
-                <w:b/>
-                <w:bCs/>
-              </w:rPr>
-            </w:pPr>
-            <w:r>
-              <w:rPr>
-                <w:b/>
-                <w:bCs/>
-              </w:rPr>
-              <w:t>Breakdown of the Code</w:t>
-            </w:r>
-          </w:p>
-          <w:p>
-            <w:pPr>
-              <w:numPr>
-                <w:ilvl w:val="0"/>
-                <w:numId w:val="7"/>
-              </w:numPr>
-            </w:pPr>
-            <w:proofErr w:type="gramStart"/>
-            <w:r>
-              <w:rPr>
-                <w:b/>
-                <w:bCs/>
-              </w:rPr>
-              <w:t>public</w:t>
-            </w:r>
-            <w:proofErr w:type="gramEnd"/>
-            <w:r>
-              <w:rPr>
-                <w:b/>
-                <w:bCs/>
-              </w:rPr>
-              <w:t xml:space="preserve"> class Main</w:t>
-            </w:r>
-            <w:r>
-              <w:t>: Creates a container for your code. The class name must match your file name (e.g., Main.java).</w:t>
-            </w:r>
-          </w:p>
-          <w:p>
-            <w:pPr>
-              <w:numPr>
-                <w:ilvl w:val="0"/>
-                <w:numId w:val="7"/>
-              </w:numPr>
-            </w:pPr>
-            <w:r>
-              <w:rPr>
-                <w:b/>
-                <w:bCs/>
-              </w:rPr>
-              <w:t>public static void main</w:t>
-            </w:r>
-            <w:r>
-              <w:t>: The starting point (entry gate) where Java begins executing your program.</w:t>
-            </w:r>
-          </w:p>
-          <w:p>
-            <w:pPr>
-              <w:numPr>
-                <w:ilvl w:val="0"/>
-                <w:numId w:val="7"/>
-              </w:numPr>
-            </w:pPr>
-            <w:proofErr w:type="spellStart"/>
-            <w:r>
-              <w:rPr>
-                <w:b/>
-                <w:bCs/>
-              </w:rPr>
-              <w:t>System.out.println</w:t>
-            </w:r>
-            <w:proofErr w:type="spellEnd"/>
-            <w:r>
-              <w:rPr>
-                <w:b/>
-                <w:bCs/>
-              </w:rPr>
-              <w:t>()</w:t>
-            </w:r>
-            <w:r>
-              <w:t>: The built-in command used to print text out to the screen</w:t>
-            </w:r>
-          </w:p>
-          <w:p>
-            <w:pPr>
-              <w:ind w:left="720"/>
-            </w:pPr>
-          </w:p>
-          <w:p>
-            <w:pPr>
-              <w:contextualSpacing/>
-            </w:pPr>
-            <w:r>
-              <w:t xml:space="preserve">The </w:t>
-            </w:r>
-            <w:r>
-              <w:rPr>
-                <w:b/>
-                <w:bCs/>
-              </w:rPr>
-              <w:t xml:space="preserve">public static void </w:t>
-            </w:r>
-            <w:proofErr w:type="gramStart"/>
-            <w:r>
-              <w:rPr>
-                <w:b/>
-                <w:bCs/>
-              </w:rPr>
-              <w:t>main(String[</w:t>
-            </w:r>
-            <w:proofErr w:type="gramEnd"/>
-            <w:r>
-              <w:rPr>
-                <w:b/>
-                <w:bCs/>
-              </w:rPr>
-              <w:t xml:space="preserve">] </w:t>
-            </w:r>
-            <w:proofErr w:type="spellStart"/>
-            <w:r>
-              <w:rPr>
-                <w:b/>
-                <w:bCs/>
-              </w:rPr>
-              <w:t>args</w:t>
-            </w:r>
-            <w:proofErr w:type="spellEnd"/>
-            <w:r>
-              <w:rPr>
-                <w:b/>
-                <w:bCs/>
-              </w:rPr>
-              <w:t>)</w:t>
-            </w:r>
-            <w:r>
-              <w:t xml:space="preserve"> line is the </w:t>
-            </w:r>
-            <w:r>
-              <w:rPr>
-                <w:b/>
-                <w:bCs/>
-              </w:rPr>
-              <w:t>exact entry point</w:t>
-            </w:r>
-            <w:r>
-              <w:t xml:space="preserve"> for every Java application. When you run a Java program, the Java Virtual Machine (JVM) looks specifically for this exact sequence of words to start executing your code. If any part of it is missing or misspelled, your program will not start.</w:t>
-            </w:r>
-          </w:p>
-          <w:p/>
-          <w:p>
-            <w:r>
-              <w:rPr>
-                <w:b/>
-                <w:bCs/>
-              </w:rPr>
-              <w:t>Compile the code</w:t>
-            </w:r>
-            <w:r>
-              <w:t xml:space="preserve">: Type </w:t>
-            </w:r>
-            <w:proofErr w:type="spellStart"/>
-            <w:r>
-              <w:t>javac</w:t>
-            </w:r>
-            <w:proofErr w:type="spellEnd"/>
-            <w:r>
-              <w:t xml:space="preserve"> Main.java and press Enter to convert your code into machine-readable bytecode.</w:t>
-            </w:r>
-          </w:p>
-          <w:p>
-            <w:r>
-              <w:rPr>
-                <w:b/>
-                <w:bCs/>
-              </w:rPr>
-              <w:t>Execute the program</w:t>
-            </w:r>
-            <w:r>
-              <w:t xml:space="preserve">: Type java Main and press Enter to see your message </w:t>
-            </w:r>
-            <w:proofErr w:type="gramStart"/>
-            <w:r>
-              <w:t>print</w:t>
-            </w:r>
-            <w:proofErr w:type="gramEnd"/>
-            <w:r>
-              <w:t xml:space="preserve"> </w:t>
-            </w:r>
-            <w:proofErr w:type="gramStart"/>
-            <w:r>
-              <w:t>to</w:t>
-            </w:r>
-            <w:proofErr w:type="gramEnd"/>
-            <w:r>
-              <w:t xml:space="preserve"> the console.</w:t>
-            </w:r>
-          </w:p>
-          <w:p>
-            <w:r>
-              <w:t xml:space="preserve">                     Or </w:t>
-            </w:r>
-          </w:p>
-          <w:p>
-            <w:r>
-              <w:rPr>
-                <w:b/>
-                <w:bCs/>
-              </w:rPr>
-              <w:t xml:space="preserve">Run from </w:t>
-            </w:r>
-            <w:proofErr w:type="spellStart"/>
-            <w:r>
-              <w:rPr>
-                <w:b/>
-                <w:bCs/>
-              </w:rPr>
-              <w:t>VSCode</w:t>
-            </w:r>
-            <w:proofErr w:type="spellEnd"/>
-          </w:p>
-        </w:tc>
-      </w:tr>
-    </w:tbl>
-    <w:p/>
-    <w:p/>
-    <w:p/>
-    <w:p>
-      <w:pPr>
-        <w:spacing w:after="0" w:line="240" w:lineRule="auto"/>
-        <w:contextualSpacing/>
-        <w:jc w:val="both"/>
-        <w:rPr>
-          <w:rFonts w:asciiTheme="majorHAnsi" w:eastAsiaTheme="majorEastAsia" w:hAnsiTheme="majorHAnsi" w:cstheme="majorBidi"/>
-          <w:color w:val="0F4761" w:themeColor="accent1" w:themeShade="BF"/>
           <w:sz w:val="32"/>
           <w:szCs w:val="32"/>
         </w:rPr>
-      </w:pPr>
-      <w:r>
-        <w:rPr>
-          <w:rFonts w:asciiTheme="majorHAnsi" w:eastAsiaTheme="majorEastAsia" w:hAnsiTheme="majorHAnsi" w:cstheme="majorBidi"/>
-          <w:color w:val="0F4761" w:themeColor="accent1" w:themeShade="BF"/>
-          <w:sz w:val="32"/>
-          <w:szCs w:val="32"/>
-        </w:rPr>
-        <w:lastRenderedPageBreak/>
         <w:t>The Java Virtual Machine (JVM)</w:t>
       </w:r>
     </w:p>
@@ -1483,56 +192,246 @@
       <w:pPr>
         <w:pStyle w:val="Heading2"/>
       </w:pPr>
-      <w:bookmarkStart w:id="3" w:name="_Toc235526048"/>
+      <w:bookmarkStart w:id="0" w:name="_Toc235526048"/>
       <w:r>
         <w:t xml:space="preserve">Compiling and </w:t>
       </w:r>
       <w:r>
         <w:t>linking</w:t>
       </w:r>
-      <w:bookmarkEnd w:id="3"/>
+      <w:bookmarkEnd w:id="0"/>
     </w:p>
+    <w:tbl>
+      <w:tblPr>
+        <w:tblStyle w:val="TableGrid"/>
+        <w:tblW w:w="0" w:type="auto"/>
+        <w:tblLook w:val="04A0" w:firstRow="1" w:lastRow="0" w:firstColumn="1" w:lastColumn="0" w:noHBand="0" w:noVBand="1"/>
+      </w:tblPr>
+      <w:tblGrid>
+        <w:gridCol w:w="6636"/>
+        <w:gridCol w:w="4154"/>
+      </w:tblGrid>
+      <w:tr>
+        <w:tc>
+          <w:tcPr>
+            <w:tcW w:w="6205" w:type="dxa"/>
+          </w:tcPr>
+          <w:p>
+            <w:r>
+              <w:rPr>
+                <w:noProof/>
+              </w:rPr>
+              <w:drawing>
+                <wp:inline distT="0" distB="0" distL="0" distR="0" wp14:anchorId="65E17A2F" wp14:editId="16193F02">
+                  <wp:extent cx="4067175" cy="3973830"/>
+                  <wp:effectExtent l="0" t="0" r="9525" b="7620"/>
+                  <wp:docPr id="1929070694" name="Picture 1"/>
+                  <wp:cNvGraphicFramePr>
+                    <a:graphicFrameLocks xmlns:a="http://schemas.openxmlformats.org/drawingml/2006/main" noChangeAspect="1"/>
+                  </wp:cNvGraphicFramePr>
+                  <a:graphic xmlns:a="http://schemas.openxmlformats.org/drawingml/2006/main">
+                    <a:graphicData uri="http://schemas.openxmlformats.org/drawingml/2006/picture">
+                      <pic:pic xmlns:pic="http://schemas.openxmlformats.org/drawingml/2006/picture">
+                        <pic:nvPicPr>
+                          <pic:cNvPr id="445989148" name=""/>
+                          <pic:cNvPicPr/>
+                        </pic:nvPicPr>
+                        <pic:blipFill>
+                          <a:blip r:embed="rId8"/>
+                          <a:stretch>
+                            <a:fillRect/>
+                          </a:stretch>
+                        </pic:blipFill>
+                        <pic:spPr>
+                          <a:xfrm>
+                            <a:off x="0" y="0"/>
+                            <a:ext cx="4130179" cy="4035388"/>
+                          </a:xfrm>
+                          <a:prstGeom prst="rect">
+                            <a:avLst/>
+                          </a:prstGeom>
+                        </pic:spPr>
+                      </pic:pic>
+                    </a:graphicData>
+                  </a:graphic>
+                </wp:inline>
+              </w:drawing>
+            </w:r>
+          </w:p>
+        </w:tc>
+        <w:tc>
+          <w:tcPr>
+            <w:tcW w:w="4585" w:type="dxa"/>
+          </w:tcPr>
+          <w:p>
+            <w:pPr>
+              <w:rPr>
+                <w:b/>
+                <w:bCs/>
+              </w:rPr>
+            </w:pPr>
+            <w:r>
+              <w:rPr>
+                <w:b/>
+                <w:bCs/>
+              </w:rPr>
+              <w:t>Walkthrough of the Diagram</w:t>
+            </w:r>
+          </w:p>
+          <w:p>
+            <w:pPr>
+              <w:numPr>
+                <w:ilvl w:val="0"/>
+                <w:numId w:val="22"/>
+              </w:numPr>
+              <w:jc w:val="both"/>
+            </w:pPr>
+            <w:r>
+              <w:rPr>
+                <w:b/>
+                <w:bCs/>
+              </w:rPr>
+              <w:t>Source Code</w:t>
+            </w:r>
+            <w:r>
+              <w:t>: You write your human-readable Java logic across one or multiple files.</w:t>
+            </w:r>
+          </w:p>
+          <w:p>
+            <w:pPr>
+              <w:numPr>
+                <w:ilvl w:val="0"/>
+                <w:numId w:val="22"/>
+              </w:numPr>
+              <w:jc w:val="both"/>
+            </w:pPr>
+            <w:r>
+              <w:rPr>
+                <w:b/>
+                <w:bCs/>
+              </w:rPr>
+              <w:t>Compiling</w:t>
+            </w:r>
+            <w:r>
+              <w:t>: The compiler translates your text files into bytecode (.class files). If you have a syntax error (like a missing semicolon), the process stops right here.</w:t>
+            </w:r>
+          </w:p>
+          <w:p>
+            <w:pPr>
+              <w:numPr>
+                <w:ilvl w:val="0"/>
+                <w:numId w:val="22"/>
+              </w:numPr>
+              <w:jc w:val="both"/>
+            </w:pPr>
+            <w:r>
+              <w:rPr>
+                <w:b/>
+                <w:bCs/>
+              </w:rPr>
+              <w:t>Linking</w:t>
+            </w:r>
+            <w:r>
+              <w:t xml:space="preserve">: The system looks at all your separate .class files and any imported libraries. It binds them together so that when </w:t>
+            </w:r>
+            <w:proofErr w:type="spellStart"/>
+            <w:r>
+              <w:t>Main.class</w:t>
+            </w:r>
+            <w:proofErr w:type="spellEnd"/>
+            <w:r>
+              <w:t xml:space="preserve"> asks to use a method inside </w:t>
+            </w:r>
+            <w:proofErr w:type="spellStart"/>
+            <w:r>
+              <w:t>Helpers.class</w:t>
+            </w:r>
+            <w:proofErr w:type="spellEnd"/>
+            <w:r>
+              <w:t>, the computer knows exactly where to jump in memory.</w:t>
+            </w:r>
+          </w:p>
+          <w:p>
+            <w:pPr>
+              <w:numPr>
+                <w:ilvl w:val="0"/>
+                <w:numId w:val="22"/>
+              </w:numPr>
+            </w:pPr>
+            <w:r>
+              <w:rPr>
+                <w:b/>
+                <w:bCs/>
+              </w:rPr>
+              <w:t>Execution</w:t>
+            </w:r>
+            <w:r>
+              <w:t>: The computer safely runs your combined instructions.</w:t>
+            </w:r>
+            <w:r>
+              <w:br/>
+            </w:r>
+          </w:p>
+        </w:tc>
+      </w:tr>
+    </w:tbl>
     <w:p>
       <w:pPr>
         <w:spacing w:after="0" w:line="240" w:lineRule="auto"/>
         <w:contextualSpacing/>
+        <w:rPr>
+          <w:sz w:val="28"/>
+          <w:szCs w:val="28"/>
+        </w:rPr>
       </w:pPr>
       <w:r>
         <w:rPr>
           <w:b/>
           <w:bCs/>
+          <w:sz w:val="28"/>
+          <w:szCs w:val="28"/>
         </w:rPr>
+        <w:lastRenderedPageBreak/>
         <w:t>Compiling</w:t>
       </w:r>
       <w:r>
+        <w:rPr>
+          <w:sz w:val="28"/>
+          <w:szCs w:val="28"/>
+        </w:rPr>
         <w:t xml:space="preserve"> and </w:t>
       </w:r>
       <w:r>
         <w:rPr>
           <w:b/>
           <w:bCs/>
+          <w:sz w:val="28"/>
+          <w:szCs w:val="28"/>
         </w:rPr>
         <w:t>linking</w:t>
       </w:r>
       <w:r>
+        <w:rPr>
+          <w:sz w:val="28"/>
+          <w:szCs w:val="28"/>
+        </w:rPr>
         <w:t xml:space="preserve"> are the two distinct steps required to transform your human-readable source code into a functional program that a computer can </w:t>
       </w:r>
       <w:proofErr w:type="gramStart"/>
       <w:r>
+        <w:rPr>
+          <w:sz w:val="28"/>
+          <w:szCs w:val="28"/>
+        </w:rPr>
         <w:t>actually execute</w:t>
       </w:r>
       <w:proofErr w:type="gramEnd"/>
       <w:r>
-        <w:t>.</w:t>
-      </w:r>
-      <w:r>
-        <w:t xml:space="preserve"> </w:t>
-      </w:r>
-      <w:r>
-        <w:t>While they happen automatically when you run a build command, they perform completely different jobs</w:t>
-      </w:r>
-      <w:r>
-        <w:t>.</w:t>
+        <w:rPr>
+          <w:sz w:val="28"/>
+          <w:szCs w:val="28"/>
+        </w:rPr>
+        <w:t>. While they happen automatically when you run a build command, they perform completely different jobs.</w:t>
       </w:r>
     </w:p>
     <w:tbl>
@@ -1555,29 +454,55 @@
               <w:rPr>
                 <w:b/>
                 <w:bCs/>
+                <w:sz w:val="28"/>
+                <w:szCs w:val="28"/>
               </w:rPr>
             </w:pPr>
             <w:r>
+              <w:rPr>
+                <w:sz w:val="28"/>
+                <w:szCs w:val="28"/>
+              </w:rPr>
               <w:tab/>
             </w:r>
             <w:r>
               <w:rPr>
                 <w:b/>
                 <w:bCs/>
+                <w:sz w:val="28"/>
+                <w:szCs w:val="28"/>
               </w:rPr>
               <w:t>Compiling (Translation)</w:t>
             </w:r>
           </w:p>
           <w:p>
-            <w:r>
+            <w:pPr>
+              <w:rPr>
+                <w:sz w:val="28"/>
+                <w:szCs w:val="28"/>
+              </w:rPr>
+            </w:pPr>
+            <w:r>
+              <w:rPr>
+                <w:sz w:val="28"/>
+                <w:szCs w:val="28"/>
+              </w:rPr>
               <w:t>Compiling is the process of translating your source code text (like a .java or .</w:t>
             </w:r>
             <w:proofErr w:type="spellStart"/>
             <w:r>
+              <w:rPr>
+                <w:sz w:val="28"/>
+                <w:szCs w:val="28"/>
+              </w:rPr>
               <w:t>cpp</w:t>
             </w:r>
             <w:proofErr w:type="spellEnd"/>
             <w:r>
+              <w:rPr>
+                <w:sz w:val="28"/>
+                <w:szCs w:val="28"/>
+              </w:rPr>
               <w:t xml:space="preserve"> file) into a lower-level format that machines or virtual machines can understand. </w:t>
             </w:r>
           </w:p>
@@ -1587,15 +512,25 @@
                 <w:ilvl w:val="0"/>
                 <w:numId w:val="20"/>
               </w:numPr>
+              <w:rPr>
+                <w:sz w:val="28"/>
+                <w:szCs w:val="28"/>
+              </w:rPr>
             </w:pPr>
             <w:r>
               <w:rPr>
                 <w:b/>
                 <w:bCs/>
+                <w:sz w:val="28"/>
+                <w:szCs w:val="28"/>
               </w:rPr>
               <w:t>What it does</w:t>
             </w:r>
             <w:r>
+              <w:rPr>
+                <w:sz w:val="28"/>
+                <w:szCs w:val="28"/>
+              </w:rPr>
               <w:t>: The compiler acts as a translator. It checks your code for syntax errors, typos, and improper rules. If your code is valid, it translates it.</w:t>
             </w:r>
           </w:p>
@@ -1605,15 +540,25 @@
                 <w:ilvl w:val="0"/>
                 <w:numId w:val="20"/>
               </w:numPr>
+              <w:rPr>
+                <w:sz w:val="28"/>
+                <w:szCs w:val="28"/>
+              </w:rPr>
             </w:pPr>
             <w:r>
               <w:rPr>
                 <w:b/>
                 <w:bCs/>
+                <w:sz w:val="28"/>
+                <w:szCs w:val="28"/>
               </w:rPr>
               <w:t>The Output</w:t>
             </w:r>
             <w:r>
+              <w:rPr>
+                <w:sz w:val="28"/>
+                <w:szCs w:val="28"/>
+              </w:rPr>
               <w:t>:</w:t>
             </w:r>
           </w:p>
@@ -1623,36 +568,64 @@
                 <w:ilvl w:val="1"/>
                 <w:numId w:val="20"/>
               </w:numPr>
+              <w:rPr>
+                <w:sz w:val="28"/>
+                <w:szCs w:val="28"/>
+              </w:rPr>
             </w:pPr>
             <w:r>
+              <w:rPr>
+                <w:sz w:val="28"/>
+                <w:szCs w:val="28"/>
+              </w:rPr>
               <w:t xml:space="preserve">In languages like </w:t>
             </w:r>
             <w:r>
               <w:rPr>
                 <w:b/>
                 <w:bCs/>
+                <w:sz w:val="28"/>
+                <w:szCs w:val="28"/>
               </w:rPr>
               <w:t>C/C++</w:t>
             </w:r>
             <w:r>
+              <w:rPr>
+                <w:sz w:val="28"/>
+                <w:szCs w:val="28"/>
+              </w:rPr>
               <w:t xml:space="preserve">, the compiler generates </w:t>
             </w:r>
             <w:r>
               <w:rPr>
                 <w:b/>
                 <w:bCs/>
+                <w:sz w:val="28"/>
+                <w:szCs w:val="28"/>
               </w:rPr>
               <w:t>Object Code</w:t>
             </w:r>
             <w:r>
+              <w:rPr>
+                <w:sz w:val="28"/>
+                <w:szCs w:val="28"/>
+              </w:rPr>
               <w:t xml:space="preserve"> (individual .obj </w:t>
             </w:r>
             <w:proofErr w:type="gramStart"/>
             <w:r>
+              <w:rPr>
+                <w:sz w:val="28"/>
+                <w:szCs w:val="28"/>
+              </w:rPr>
               <w:t>or .o</w:t>
             </w:r>
             <w:proofErr w:type="gramEnd"/>
             <w:r>
+              <w:rPr>
+                <w:sz w:val="28"/>
+                <w:szCs w:val="28"/>
+              </w:rPr>
               <w:t xml:space="preserve"> files containing binary instructions).</w:t>
             </w:r>
           </w:p>
@@ -1662,36 +635,64 @@
                 <w:ilvl w:val="1"/>
                 <w:numId w:val="20"/>
               </w:numPr>
+              <w:rPr>
+                <w:sz w:val="28"/>
+                <w:szCs w:val="28"/>
+              </w:rPr>
             </w:pPr>
             <w:r>
+              <w:rPr>
+                <w:sz w:val="28"/>
+                <w:szCs w:val="28"/>
+              </w:rPr>
               <w:t xml:space="preserve">In </w:t>
             </w:r>
             <w:r>
               <w:rPr>
                 <w:b/>
                 <w:bCs/>
+                <w:sz w:val="28"/>
+                <w:szCs w:val="28"/>
               </w:rPr>
               <w:t>Java</w:t>
             </w:r>
             <w:r>
+              <w:rPr>
+                <w:sz w:val="28"/>
+                <w:szCs w:val="28"/>
+              </w:rPr>
               <w:t>, the compiler (</w:t>
             </w:r>
             <w:proofErr w:type="spellStart"/>
             <w:r>
+              <w:rPr>
+                <w:sz w:val="28"/>
+                <w:szCs w:val="28"/>
+              </w:rPr>
               <w:t>javac</w:t>
             </w:r>
             <w:proofErr w:type="spellEnd"/>
             <w:r>
+              <w:rPr>
+                <w:sz w:val="28"/>
+                <w:szCs w:val="28"/>
+              </w:rPr>
               <w:t xml:space="preserve">) generates universal </w:t>
             </w:r>
             <w:r>
               <w:rPr>
                 <w:b/>
                 <w:bCs/>
+                <w:sz w:val="28"/>
+                <w:szCs w:val="28"/>
               </w:rPr>
               <w:t>Bytecode</w:t>
             </w:r>
             <w:r>
+              <w:rPr>
+                <w:sz w:val="28"/>
+                <w:szCs w:val="28"/>
+              </w:rPr>
               <w:t xml:space="preserve"> (individual .class files). </w:t>
             </w:r>
           </w:p>
@@ -1701,42 +702,71 @@
                 <w:ilvl w:val="0"/>
                 <w:numId w:val="20"/>
               </w:numPr>
+              <w:rPr>
+                <w:sz w:val="28"/>
+                <w:szCs w:val="28"/>
+              </w:rPr>
             </w:pPr>
             <w:r>
               <w:rPr>
                 <w:b/>
                 <w:bCs/>
+                <w:sz w:val="28"/>
+                <w:szCs w:val="28"/>
               </w:rPr>
               <w:t>Key Characteristic</w:t>
             </w:r>
             <w:r>
+              <w:rPr>
+                <w:sz w:val="28"/>
+                <w:szCs w:val="28"/>
+              </w:rPr>
               <w:t xml:space="preserve">: The compiler only looks at </w:t>
             </w:r>
             <w:r>
               <w:rPr>
                 <w:b/>
                 <w:bCs/>
+                <w:sz w:val="28"/>
+                <w:szCs w:val="28"/>
               </w:rPr>
               <w:t>one file at a time</w:t>
             </w:r>
             <w:r>
+              <w:rPr>
+                <w:sz w:val="28"/>
+                <w:szCs w:val="28"/>
+              </w:rPr>
               <w:t xml:space="preserve">. It translates the file successfully even if that file references functions or modules that live in </w:t>
             </w:r>
             <w:proofErr w:type="gramStart"/>
             <w:r>
+              <w:rPr>
+                <w:sz w:val="28"/>
+                <w:szCs w:val="28"/>
+              </w:rPr>
               <w:t>a completely separate</w:t>
             </w:r>
             <w:proofErr w:type="gramEnd"/>
             <w:r>
-              <w:t xml:space="preserve"> file.</w:t>
-            </w:r>
-            <w:r>
-              <w:t xml:space="preserve"> </w:t>
+              <w:rPr>
+                <w:sz w:val="28"/>
+                <w:szCs w:val="28"/>
+              </w:rPr>
+              <w:t xml:space="preserve"> file. </w:t>
             </w:r>
           </w:p>
         </w:tc>
       </w:tr>
     </w:tbl>
+    <w:p>
+      <w:pPr>
+        <w:rPr>
+          <w:sz w:val="20"/>
+          <w:szCs w:val="20"/>
+        </w:rPr>
+      </w:pPr>
+    </w:p>
     <w:p>
       <w:pPr>
         <w:rPr>
@@ -1764,18 +794,32 @@
               <w:rPr>
                 <w:b/>
                 <w:bCs/>
+                <w:sz w:val="28"/>
+                <w:szCs w:val="28"/>
               </w:rPr>
             </w:pPr>
             <w:r>
               <w:rPr>
                 <w:b/>
                 <w:bCs/>
+                <w:sz w:val="28"/>
+                <w:szCs w:val="28"/>
               </w:rPr>
               <w:t>Linking (Assembly)</w:t>
             </w:r>
           </w:p>
           <w:p>
-            <w:r>
+            <w:pPr>
+              <w:rPr>
+                <w:sz w:val="28"/>
+                <w:szCs w:val="28"/>
+              </w:rPr>
+            </w:pPr>
+            <w:r>
+              <w:rPr>
+                <w:sz w:val="28"/>
+                <w:szCs w:val="28"/>
+              </w:rPr>
               <w:t xml:space="preserve">Linking is the process of gathering all the individual compiled files and external libraries, gluing them together, and building one final, cohesive executable file. </w:t>
             </w:r>
           </w:p>
@@ -1785,39 +829,73 @@
                 <w:ilvl w:val="0"/>
                 <w:numId w:val="21"/>
               </w:numPr>
+              <w:rPr>
+                <w:sz w:val="28"/>
+                <w:szCs w:val="28"/>
+              </w:rPr>
             </w:pPr>
             <w:r>
               <w:rPr>
                 <w:b/>
                 <w:bCs/>
+                <w:sz w:val="28"/>
+                <w:szCs w:val="28"/>
               </w:rPr>
               <w:t>What it does</w:t>
             </w:r>
             <w:r>
+              <w:rPr>
+                <w:sz w:val="28"/>
+                <w:szCs w:val="28"/>
+              </w:rPr>
               <w:t xml:space="preserve">: The </w:t>
             </w:r>
             <w:proofErr w:type="gramStart"/>
             <w:r>
+              <w:rPr>
+                <w:sz w:val="28"/>
+                <w:szCs w:val="28"/>
+              </w:rPr>
               <w:t>linker</w:t>
             </w:r>
             <w:proofErr w:type="gramEnd"/>
             <w:r>
+              <w:rPr>
+                <w:sz w:val="28"/>
+                <w:szCs w:val="28"/>
+              </w:rPr>
               <w:t xml:space="preserve"> acts as an assembler. If File A calls a function that is written inside File </w:t>
             </w:r>
             <w:proofErr w:type="gramStart"/>
             <w:r>
+              <w:rPr>
+                <w:sz w:val="28"/>
+                <w:szCs w:val="28"/>
+              </w:rPr>
               <w:t>B, or</w:t>
             </w:r>
             <w:proofErr w:type="gramEnd"/>
             <w:r>
+              <w:rPr>
+                <w:sz w:val="28"/>
+                <w:szCs w:val="28"/>
+              </w:rPr>
               <w:t xml:space="preserve"> uses a built-in system library (like Java's </w:t>
             </w:r>
             <w:proofErr w:type="spellStart"/>
             <w:r>
+              <w:rPr>
+                <w:sz w:val="28"/>
+                <w:szCs w:val="28"/>
+              </w:rPr>
               <w:t>System.out.println</w:t>
             </w:r>
             <w:proofErr w:type="spellEnd"/>
             <w:r>
+              <w:rPr>
+                <w:sz w:val="28"/>
+                <w:szCs w:val="28"/>
+              </w:rPr>
               <w:t>), the linker goes out, finds the exact memory locations of those missing pieces, and hooks them together.</w:t>
             </w:r>
           </w:p>
@@ -1827,15 +905,25 @@
                 <w:ilvl w:val="0"/>
                 <w:numId w:val="21"/>
               </w:numPr>
+              <w:rPr>
+                <w:sz w:val="28"/>
+                <w:szCs w:val="28"/>
+              </w:rPr>
             </w:pPr>
             <w:r>
               <w:rPr>
                 <w:b/>
                 <w:bCs/>
+                <w:sz w:val="28"/>
+                <w:szCs w:val="28"/>
               </w:rPr>
               <w:t>The Output</w:t>
             </w:r>
             <w:r>
+              <w:rPr>
+                <w:sz w:val="28"/>
+                <w:szCs w:val="28"/>
+              </w:rPr>
               <w:t>:</w:t>
             </w:r>
           </w:p>
@@ -1845,19 +933,32 @@
                 <w:ilvl w:val="1"/>
                 <w:numId w:val="21"/>
               </w:numPr>
+              <w:rPr>
+                <w:sz w:val="28"/>
+                <w:szCs w:val="28"/>
+              </w:rPr>
             </w:pPr>
             <w:r>
-              <w:lastRenderedPageBreak/>
+              <w:rPr>
+                <w:sz w:val="28"/>
+                <w:szCs w:val="28"/>
+              </w:rPr>
               <w:t xml:space="preserve">In languages like </w:t>
             </w:r>
             <w:r>
               <w:rPr>
                 <w:b/>
                 <w:bCs/>
+                <w:sz w:val="28"/>
+                <w:szCs w:val="28"/>
               </w:rPr>
               <w:t>C/C++</w:t>
             </w:r>
             <w:r>
+              <w:rPr>
+                <w:sz w:val="28"/>
+                <w:szCs w:val="28"/>
+              </w:rPr>
               <w:t>, the linker outputs a single standalone executable file (like an .exe on Windows or a binary file on Mac/Linux).</w:t>
             </w:r>
           </w:p>
@@ -1867,36 +968,64 @@
                 <w:ilvl w:val="1"/>
                 <w:numId w:val="21"/>
               </w:numPr>
+              <w:rPr>
+                <w:sz w:val="28"/>
+                <w:szCs w:val="28"/>
+              </w:rPr>
             </w:pPr>
             <w:r>
+              <w:rPr>
+                <w:sz w:val="28"/>
+                <w:szCs w:val="28"/>
+              </w:rPr>
               <w:t xml:space="preserve">In </w:t>
             </w:r>
             <w:r>
               <w:rPr>
                 <w:b/>
                 <w:bCs/>
+                <w:sz w:val="28"/>
+                <w:szCs w:val="28"/>
               </w:rPr>
               <w:t>Java</w:t>
             </w:r>
             <w:r>
+              <w:rPr>
+                <w:sz w:val="28"/>
+                <w:szCs w:val="28"/>
+              </w:rPr>
               <w:t xml:space="preserve">, true linking </w:t>
             </w:r>
             <w:proofErr w:type="gramStart"/>
             <w:r>
+              <w:rPr>
+                <w:sz w:val="28"/>
+                <w:szCs w:val="28"/>
+              </w:rPr>
               <w:t>actually happens</w:t>
             </w:r>
             <w:proofErr w:type="gramEnd"/>
             <w:r>
+              <w:rPr>
+                <w:sz w:val="28"/>
+                <w:szCs w:val="28"/>
+              </w:rPr>
               <w:t xml:space="preserve"> </w:t>
             </w:r>
             <w:r>
               <w:rPr>
                 <w:b/>
                 <w:bCs/>
+                <w:sz w:val="28"/>
+                <w:szCs w:val="28"/>
               </w:rPr>
               <w:t>dynamically at runtime</w:t>
             </w:r>
             <w:r>
+              <w:rPr>
+                <w:sz w:val="28"/>
+                <w:szCs w:val="28"/>
+              </w:rPr>
               <w:t xml:space="preserve"> by the JVM's Class Loader, though you can manually use a tool like jar to pack your compiled .class files into a single .jar package. </w:t>
             </w:r>
           </w:p>
@@ -1907,210 +1036,50 @@
                 <w:numId w:val="21"/>
               </w:numPr>
               <w:rPr>
-                <w:sz w:val="20"/>
-                <w:szCs w:val="20"/>
+                <w:sz w:val="28"/>
+                <w:szCs w:val="28"/>
               </w:rPr>
             </w:pPr>
             <w:r>
               <w:rPr>
                 <w:b/>
                 <w:bCs/>
+                <w:sz w:val="28"/>
+                <w:szCs w:val="28"/>
               </w:rPr>
               <w:t>Key Characteristic</w:t>
             </w:r>
             <w:r>
+              <w:rPr>
+                <w:sz w:val="28"/>
+                <w:szCs w:val="28"/>
+              </w:rPr>
               <w:t xml:space="preserve">: The linker looks at the </w:t>
             </w:r>
             <w:r>
               <w:rPr>
                 <w:b/>
                 <w:bCs/>
+                <w:sz w:val="28"/>
+                <w:szCs w:val="28"/>
               </w:rPr>
               <w:t>entire project</w:t>
             </w:r>
             <w:r>
-              <w:t>. If you try to use a function but forgot to write it or import its library, the compiler will pass it, but the linker will crash with an "unresolved external symbol" error.</w:t>
-            </w:r>
-            <w:r>
-              <w:rPr>
-                <w:sz w:val="20"/>
-                <w:szCs w:val="20"/>
-              </w:rPr>
-              <w:t xml:space="preserve"> </w:t>
+              <w:rPr>
+                <w:sz w:val="28"/>
+                <w:szCs w:val="28"/>
+              </w:rPr>
+              <w:t xml:space="preserve">. If you try to use a function but forgot to write it or import its library, the compiler will pass it, but the linker will crash with an "unresolved external symbol" error. </w:t>
             </w:r>
           </w:p>
         </w:tc>
       </w:tr>
     </w:tbl>
-    <w:p>
-      <w:pPr>
-        <w:rPr>
-          <w:b/>
-          <w:bCs/>
-        </w:rPr>
-      </w:pPr>
-    </w:p>
-    <w:p>
-      <w:pPr>
-        <w:rPr>
-          <w:b/>
-          <w:bCs/>
-        </w:rPr>
-      </w:pPr>
-      <w:r>
-        <w:rPr>
-          <w:b/>
-          <w:bCs/>
-        </w:rPr>
-        <w:t>Walkthrough of the Diagram</w:t>
-      </w:r>
-    </w:p>
-    <w:p>
-      <w:pPr>
-        <w:numPr>
-          <w:ilvl w:val="0"/>
-          <w:numId w:val="22"/>
-        </w:numPr>
-        <w:spacing w:after="0"/>
-        <w:jc w:val="both"/>
-      </w:pPr>
-      <w:r>
-        <w:rPr>
-          <w:b/>
-          <w:bCs/>
-        </w:rPr>
-        <w:t>Source Code</w:t>
-      </w:r>
-      <w:r>
-        <w:t>: You write your human-readable Java logic across one or multiple files.</w:t>
-      </w:r>
-    </w:p>
-    <w:p>
-      <w:pPr>
-        <w:numPr>
-          <w:ilvl w:val="0"/>
-          <w:numId w:val="22"/>
-        </w:numPr>
-        <w:spacing w:after="0"/>
-        <w:jc w:val="both"/>
-      </w:pPr>
-      <w:r>
-        <w:rPr>
-          <w:b/>
-          <w:bCs/>
-        </w:rPr>
-        <w:t>Compiling</w:t>
-      </w:r>
-      <w:r>
-        <w:t>: The compiler translates your text files into bytecode (.class files). If you have a syntax error (like a missing semicolon), the process stops right here.</w:t>
-      </w:r>
-    </w:p>
-    <w:p>
-      <w:pPr>
-        <w:numPr>
-          <w:ilvl w:val="0"/>
-          <w:numId w:val="22"/>
-        </w:numPr>
-        <w:spacing w:after="0"/>
-        <w:jc w:val="both"/>
-      </w:pPr>
-      <w:r>
-        <w:rPr>
-          <w:b/>
-          <w:bCs/>
-        </w:rPr>
-        <w:t>Linking</w:t>
-      </w:r>
-      <w:r>
-        <w:t xml:space="preserve">: The system looks at all your separate .class files and any imported libraries. It binds them together so that when </w:t>
-      </w:r>
-      <w:proofErr w:type="spellStart"/>
-      <w:r>
-        <w:t>Main.class</w:t>
-      </w:r>
-      <w:proofErr w:type="spellEnd"/>
-      <w:r>
-        <w:t xml:space="preserve"> asks to use a method inside </w:t>
-      </w:r>
-      <w:proofErr w:type="spellStart"/>
-      <w:r>
-        <w:t>Helpers.class</w:t>
-      </w:r>
-      <w:proofErr w:type="spellEnd"/>
-      <w:r>
-        <w:t>, the computer knows exactly where to jump in memory.</w:t>
-      </w:r>
-    </w:p>
-    <w:p>
-      <w:pPr>
-        <w:numPr>
-          <w:ilvl w:val="0"/>
-          <w:numId w:val="22"/>
-        </w:numPr>
-        <w:spacing w:after="0"/>
-      </w:pPr>
-      <w:r>
-        <w:rPr>
-          <w:b/>
-          <w:bCs/>
-        </w:rPr>
-        <w:t>Execution</w:t>
-      </w:r>
-      <w:r>
-        <w:t>: The computer safely runs your combined instructions.</w:t>
-      </w:r>
-      <w:r>
-        <w:br/>
-      </w:r>
-    </w:p>
-    <w:p>
-      <w:pPr>
-        <w:ind w:left="1440"/>
-      </w:pPr>
-      <w:r>
-        <w:rPr>
-          <w:noProof/>
-        </w:rPr>
-        <w:drawing>
-          <wp:inline distT="0" distB="0" distL="0" distR="0" wp14:anchorId="50DF3FE2" wp14:editId="3D55A22C">
-            <wp:extent cx="4498208" cy="4269851"/>
-            <wp:effectExtent l="0" t="0" r="0" b="0"/>
-            <wp:docPr id="445989148" name="Picture 1"/>
-            <wp:cNvGraphicFramePr>
-              <a:graphicFrameLocks xmlns:a="http://schemas.openxmlformats.org/drawingml/2006/main" noChangeAspect="1"/>
-            </wp:cNvGraphicFramePr>
-            <a:graphic xmlns:a="http://schemas.openxmlformats.org/drawingml/2006/main">
-              <a:graphicData uri="http://schemas.openxmlformats.org/drawingml/2006/picture">
-                <pic:pic xmlns:pic="http://schemas.openxmlformats.org/drawingml/2006/picture">
-                  <pic:nvPicPr>
-                    <pic:cNvPr id="445989148" name=""/>
-                    <pic:cNvPicPr/>
-                  </pic:nvPicPr>
-                  <pic:blipFill>
-                    <a:blip r:embed="rId11"/>
-                    <a:stretch>
-                      <a:fillRect/>
-                    </a:stretch>
-                  </pic:blipFill>
-                  <pic:spPr>
-                    <a:xfrm>
-                      <a:off x="0" y="0"/>
-                      <a:ext cx="4565566" cy="4333789"/>
-                    </a:xfrm>
-                    <a:prstGeom prst="rect">
-                      <a:avLst/>
-                    </a:prstGeom>
-                  </pic:spPr>
-                </pic:pic>
-              </a:graphicData>
-            </a:graphic>
-          </wp:inline>
-        </w:drawing>
-      </w:r>
-    </w:p>
+    <w:p/>
     <w:sectPr>
-      <w:headerReference w:type="default" r:id="rId12"/>
-      <w:footerReference w:type="default" r:id="rId13"/>
+      <w:headerReference w:type="default" r:id="rId9"/>
+      <w:footerReference w:type="default" r:id="rId10"/>
       <w:pgSz w:w="12240" w:h="15840"/>
       <w:pgMar w:top="0" w:right="720" w:bottom="720" w:left="720" w:header="720" w:footer="720" w:gutter="0"/>
       <w:cols w:space="720"/>
